--- a/dist/final_packages/CD2_ChuyenDe2_20260521/CD2_ChuyenDe2_VN.docx
+++ b/dist/final_packages/CD2_ChuyenDe2_20260521/CD2_ChuyenDe2_VN.docx
@@ -1813,7 +1813,7 @@
         <w:pStyle w:val="FirstParagraph"/>
       </w:pPr>
       <w:r>
-        <w:t xml:space="preserve">Quốc tế hóa là chiến lược phát triển quan trọng của doanh nghiệp trong hơn nửa thế kỷ qua, nhưng kết quả mà nó đem lại không đồng nhất. Văn liệu kinh doanh quốc tế (IB) đã ghi nhận năm dạng hàm khác nhau trong quan hệ giữa cường độ quốc tế hóa và hiệu quả doanh nghiệp: tuyến tính (Hsu &amp; Boggs, 2003), chữ U ngược (Gomes &amp; Ramaswamy, 1999; Hitt, Hoskisson &amp; Kim, 1997), S-curve (Lu &amp; Beamish, 2004; Contractor, Kundu &amp; Hsu, 2003), M-curve (Riahi-Belkaoui, 1998), và forced penalty (Glaum &amp; Oesterle, 2007). Sự đa dạng này phản ánh tính phụ thuộc ngữ cảnh của hiệu ứng quốc tế hóa: cùng một mức cường độ xuất khẩu có thể tạo ra lợi ích hoặc gánh nặng tùy theo năng lực doanh nghiệp, thể chế quốc gia, và giai đoạn phát triển số (Bausch &amp; Krist, 2007; Kirca et al., 2012; Marano et al., 2016; Wu, Wood &amp; Khan, 2022).</w:t>
+        <w:t xml:space="preserve">Quốc tế hóa là chiến lược phát triển quan trọng của doanh nghiệp trong hơn nửa thế kỷ qua, nhưng kết quả mà nó đem lại không đồng nhất. Văn liệu kinh doanh quốc tế (IB) đã ghi nhận năm dạng hàm khác nhau trong quan hệ giữa cường độ quốc tế hóa và hiệu quả doanh nghiệp: tuyến tính (Hsu &amp; Boggs, 2003), chữ U ngược (Gomes &amp; Ramaswamy, 1999; Hitt, Hoskisson &amp; Kim, 1997), S-curve (Lu &amp; Beamish, 2004; Contractor, Kundu &amp; Hsu, 2003), M-curve (Riahi-Belkaoui, 1998), và forced penalty (Glaum &amp; Oesterle, 2007). Sự đa dạng này phản ánh tính phụ thuộc ngữ cảnh của hiệu ứng quốc tế hóa. Cùng một mức cường độ xuất khẩu có thể tạo ra lợi ích hoặc gánh nặng tùy theo năng lực doanh nghiệp, thể chế quốc gia, và giai đoạn phát triển số (Bausch &amp; Krist, 2007; Kirca et al., 2012; Marano et al., 2016; Wu, Wood &amp; Khan, 2022).</w:t>
       </w:r>
     </w:p>
     <w:p>
@@ -1845,7 +1845,7 @@
         <w:pStyle w:val="BodyText"/>
       </w:pPr>
       <w:r>
-        <w:t xml:space="preserve">Kết quả phân tích mô tả trong Chuyên đề Tiến sĩ số 1 đã cung cấp bức tranh thực trạng đa chiều dựa trên 101.185 doanh nghiệp WBES xuyên 47 nền kinh tế, làm rõ ba pattern then chốt: phân tán năng suất tăng đơn điệu theo chế độ từ Nhóm I đến Nhóm VI; tính không đồng nhất nội bộ trong nhóm Advanced; và pattern adaptation đặc trưng của các quốc đảo nhỏ Thái Bình Dương. Đồng thời, phân tích đó phát hiện CDCM — Mô hình Áp dụng số và Năng lực phụ thuộc bối cảnh: tác động của DAI lên hiệu quả phụ thuộc vào chế độ thể chế, giai đoạn quốc tế hóa, và mức độ bão hòa số của nền kinh tế. Chuyên đề 2 này tiếp nối bằng cách xây dựng mô hình lý thuyết và thực nghiệm để giải thích cơ chế đằng sau các pattern đó.</w:t>
+        <w:t xml:space="preserve">Kết quả phân tích mô tả trong Chuyên đề Tiến sĩ số 1 đã cung cấp bức tranh thực trạng đa chiều dựa trên 101.185 doanh nghiệp WBES xuyên 47 nền kinh tế, làm rõ ba pattern then chốt: phân tán năng suất tăng đơn điệu theo chế độ từ Nhóm I đến Nhóm VI; tính không đồng nhất nội bộ trong nhóm Advanced; và pattern adaptation đặc trưng của các quốc đảo nhỏ Thái Bình Dương. Đồng thời, phân tích đó phát hiện CDCM (Mô hình Áp dụng số và Năng lực phụ thuộc bối cảnh): tác động của DAI lên hiệu quả phụ thuộc vào chế độ thể chế, giai đoạn quốc tế hóa, và mức độ bão hòa số của nền kinh tế. Chuyên đề 2 này tiếp nối bằng cách xây dựng mô hình lý thuyết và thực nghiệm để giải thích cơ chế đằng sau các pattern đó.</w:t>
       </w:r>
     </w:p>
     <w:p>
@@ -2029,7 +2029,7 @@
         <w:pStyle w:val="BodyText"/>
       </w:pPr>
       <w:r>
-        <w:t xml:space="preserve">Phạm vi nội dung: mô hình hóa quan hệ I→P và bốn cơ chế điều tiết cộng với tính không đồng nhất theo thời gian. Chuyên đề không trình bày kết quả thực nghiệm từ toàn bộ pool — đó là nhiệm vụ của các bài báo tiếp theo trong chuỗi luận án. Chuyên đề này tập trung xây dựng và đặc tả mô hình.</w:t>
+        <w:t xml:space="preserve">Phạm vi nội dung: mô hình hóa quan hệ I→P và bốn cơ chế điều tiết cộng với tính không đồng nhất theo thời gian. Chuyên đề không trình bày kết quả thực nghiệm từ toàn bộ pool; đó là nhiệm vụ của các bài báo tiếp theo trong chuỗi luận án. Chuyên đề này tập trung xây dựng và đặc tả mô hình.</w:t>
       </w:r>
     </w:p>
     <w:bookmarkEnd w:id="30"/>
@@ -2063,7 +2063,7 @@
         <w:pStyle w:val="BodyText"/>
       </w:pPr>
       <w:r>
-        <w:t xml:space="preserve">Về thực tiễn, kết quả cung cấp hàm ý chính sách cho doanh nghiệp Việt Nam và emerging Asia về cách tận dụng quốc tế hóa kết hợp năng lực công nghệ và số hóa — đặc biệt trong giai đoạn AI bùng nổ.</w:t>
+        <w:t xml:space="preserve">Về thực tiễn, kết quả cung cấp hàm ý chính sách cho doanh nghiệp Việt Nam và emerging Asia về cách tận dụng quốc tế hóa kết hợp năng lực công nghệ và số hóa, đặc biệt trong giai đoạn AI bùng nổ.</w:t>
       </w:r>
     </w:p>
     <w:p>
@@ -2131,7 +2131,7 @@
         <w:pStyle w:val="FirstParagraph"/>
       </w:pPr>
       <w:r>
-        <w:t xml:space="preserve">Các bằng chứng cập nhật giai đoạn 2024-2025 củng cố ba thread liên quan trực tiếp đến mô hình M0-M7 đề xuất. Purkayastha và cộng sự (2024) trên dữ liệu 20 năm của 837 doanh nghiệp Ấn Độ chứng minh rằng năng lực quản lý đầu tư R&amp;D và tái phân bổ nguồn lực chiến lược làm steepen đường cong I-P và dịch điểm uốn về bên trái, một bằng chứng trực tiếp cho H2 (TCI điều tiết) trong khung CDCM. Li (2024) trên các MNE Trung Quốc giai đoạn 2012-2022 xác nhận quan hệ chữ U ngược giữa tốc độ quốc tế hoá và hiệu quả đổi mới, với absorptive, learning và managerial capacities điều tiết tích cực, củng cố nền tảng cho H4 (đặc điểm nhà quản trị). Aydemir và cộng sự (2024) trong meta-analysis cập nhật (k=170 mẫu) xác nhận quy mô hiệu ứng dương nhỏ giữa quốc tế hoá và hiệu quả với heterogeneity đáng kể theo developed-vs-emerging market, hỗ trợ thiết kế ICRV 6-gradient trong H5.</w:t>
+        <w:t xml:space="preserve">Các bằng chứng cập nhật giai đoạn 2024-2025 củng cố ba thread liên quan trực tiếp đến mô hình M0-M7 đề xuất. Purkayastha và cộng sự (2024) trên dữ liệu 20 năm của 837 doanh nghiệp Ấn Độ chứng minh rằng năng lực quản lý đầu tư R&amp;D và tái phân bổ nguồn lực chiến lược làm steepen đường cong I-P và dịch điểm uốn về bên trái. Đây là bằng chứng trực tiếp cho H2 (TCI điều tiết) trong khung CDCM. Li (2024) trên các MNE Trung Quốc giai đoạn 2012-2022 xác nhận quan hệ chữ U ngược giữa tốc độ quốc tế hoá và hiệu quả đổi mới, với absorptive, learning và managerial capacities điều tiết tích cực, củng cố nền tảng cho H4 (đặc điểm nhà quản trị). Aydemir và cộng sự (2024) trong meta-analysis cập nhật (k=170 mẫu) xác nhận quy mô hiệu ứng dương nhỏ giữa quốc tế hoá và hiệu quả với heterogeneity đáng kể theo developed-vs-emerging market, hỗ trợ thiết kế ICRV 6-gradient trong H5.</w:t>
       </w:r>
     </w:p>
     <w:bookmarkStart w:id="34" w:name="năm-dạng-hàm-của-quan-hệ-ip"/>
@@ -2164,7 +2164,7 @@
         <w:pStyle w:val="BodyText"/>
       </w:pPr>
       <w:r>
-        <w:t xml:space="preserve">Dạng hàm thứ hai, chữ U ngược. Hitt, Hoskisson và Kim (1997) và Gomes và Ramaswamy (1999) đề xuất mô hình chữ U ngược: hiệu quả tăng ở giai đoạn quốc tế hóa ban đầu đến trung bình do lợi ích quy mô và học hỏi, nhưng giảm sau điểm uốn tối ưu do chi phí điều phối đa thị trường vượt lợi ích. Điểm uốn thực nghiệm thường nằm trong khoảng 30–60% FSTS (Marano et al., 2016). Đây là dạng hàm phổ biến nhất trong các tổng quan định lượng.</w:t>
+        <w:t xml:space="preserve">Dạng hàm thứ hai, chữ U ngược. Hitt, Hoskisson và Kim (1997) và Gomes và Ramaswamy (1999) đề xuất mô hình chữ U ngược. Hiệu quả tăng ở giai đoạn quốc tế hóa ban đầu đến trung bình do lợi ích quy mô và học hỏi, nhưng giảm sau điểm uốn tối ưu do chi phí điều phối đa thị trường vượt lợi ích. Điểm uốn thực nghiệm thường nằm trong khoảng 30–60% FSTS (Marano et al., 2016). Đây là dạng hàm phổ biến nhất trong các tổng quan định lượng.</w:t>
       </w:r>
     </w:p>
     <w:p>
@@ -2180,7 +2180,7 @@
         <w:pStyle w:val="BodyText"/>
       </w:pPr>
       <w:r>
-        <w:t xml:space="preserve">Dạng hàm thứ tư — M-curve. Riahi-Belkaoui (1998) đề xuất dạng M-curve với hai điểm uốn, phản ánh tính không đồng nhất trong lợi ích quốc tế hóa theo loại thị trường. Bằng chứng thực nghiệm hạn chế và khó tái lập.</w:t>
+        <w:t xml:space="preserve">Dạng hàm thứ tư, M-curve. Riahi-Belkaoui (1998) đề xuất dạng M-curve với hai điểm uốn, phản ánh tính không đồng nhất trong lợi ích quốc tế hóa theo loại thị trường. Bằng chứng thực nghiệm hạn chế và khó tái lập.</w:t>
       </w:r>
     </w:p>
     <w:p>
@@ -2563,7 +2563,7 @@
         <w:pStyle w:val="BodyText"/>
       </w:pPr>
       <w:r>
-        <w:t xml:space="preserve">Marano và cộng sự (2016) phân tích 333 nghiên cứu với cách tiếp cận tập trung vào thể chế. Phát hiện chính: chất lượng thể chế quốc gia xuất xứ có thể dịch chuyển điểm uốn ±15% FSTS — đây là nền tảng quan trọng nhất ủng hộ gradient ICRV trong H5. Hạn chế: không phân tách TCI và DAI; không có dữ liệu sau 2015; không bao gồm quốc đảo nhỏ.</w:t>
+        <w:t xml:space="preserve">Marano và cộng sự (2016) phân tích 333 nghiên cứu với cách tiếp cận tập trung vào thể chế. Phát hiện chính: chất lượng thể chế quốc gia xuất xứ có thể dịch chuyển điểm uốn ±15% FSTS. Đây là nền tảng quan trọng nhất ủng hộ gradient ICRV trong H5. Hạn chế: không phân tách TCI và DAI; không có dữ liệu sau 2015; không bao gồm quốc đảo nhỏ.</w:t>
       </w:r>
     </w:p>
     <w:p>
@@ -3583,15 +3583,15 @@
         <w:pStyle w:val="BodyText"/>
       </w:pPr>
       <w:r>
-        <w:t xml:space="preserve">P4 Singapore (Mar, Đỗ &amp; Phan, 2026, MIR under review): Phân tích 623 doanh nghiệp WBES 2023. Trong nền kinh tế số bão hòa, đường cong I→P chủ yếu dương — điểm uốn hàm ý ở FSTS khoảng 88,6% (vùng thưa dữ liệu; kiểm định Lind–Mehlum p = 0,303). DAI×FSTS² = +3,119 (p = 0,005). DAI là nguồn lực mở rộng tình huống, chỉ phát huy ở FSTS cao nơi nhu cầu điều phối xuyên biên giới dày đặc. TCI dương trực tiếp (β = 0,153).</w:t>
-      </w:r>
-    </w:p>
-    <w:p>
-      <w:pPr>
-        <w:pStyle w:val="BodyText"/>
-      </w:pPr>
-      <w:r>
-        <w:t xml:space="preserve">P5 Trung Quốc (Đỗ &amp; Phan, 2026, IJOEM under review): Phân tích 4.559 doanh nghiệp WBES hai sóng (2012, 2024). Chữ U ngược bền vững cấu trúc — điểm uốn 49,4% (2012), 47,2% (2024), kiểm định Paternoster cho hệ số FSTS² không có sự khác biệt đáng kể (p = 0,545). TCI tăng cường theo thời gian (+0,260 dẫn đến +0,426, Paternoster p = 0,011).</w:t>
+        <w:t xml:space="preserve">P4 Singapore (Mar, Đỗ &amp; Phan, 2026, MIR under review): Phân tích 623 doanh nghiệp WBES 2023. Trong nền kinh tế số bão hòa, đường cong I→P chủ yếu dương; điểm uốn hàm ý ở FSTS khoảng 88,6% (vùng thưa dữ liệu; kiểm định Lind–Mehlum p = 0,303). DAI×FSTS² = +3,119 (p = 0,005). DAI là nguồn lực mở rộng tình huống, chỉ phát huy ở FSTS cao nơi nhu cầu điều phối xuyên biên giới dày đặc. TCI dương trực tiếp (β = 0,153).</w:t>
+      </w:r>
+    </w:p>
+    <w:p>
+      <w:pPr>
+        <w:pStyle w:val="BodyText"/>
+      </w:pPr>
+      <w:r>
+        <w:t xml:space="preserve">P5 Trung Quốc (Đỗ &amp; Phan, 2026, IJOEM under review): Phân tích 4.559 doanh nghiệp WBES hai sóng (2012, 2024). Chữ U ngược bền vững cấu trúc với điểm uốn 49,4% (2012), 47,2% (2024); kiểm định Paternoster cho hệ số FSTS² không có sự khác biệt đáng kể (p = 0,545). TCI tăng cường theo thời gian (+0,260 lên +0,426, Paternoster p = 0,011).</w:t>
       </w:r>
     </w:p>
     <w:p>
@@ -4237,7 +4237,7 @@
         <w:pStyle w:val="BodyText"/>
       </w:pPr>
       <w:r>
-        <w:t xml:space="preserve">Vai trò trong mô hình đề xuất: RBV cung cấp lý thuyết cho H2 (TCI điều tiết tích cực). Doanh nghiệp có năng lực công nghệ (R&amp;D, ISO, máy nhập khẩu) cao hấp thụ lợi ích quốc tế hóa tốt hơn. TCI là biến điều tiết cấp doanh nghiệp. Bằng chứng P3 Việt Nam (TCI trực tiếp β = 0,179, nhân quả từ IV) và P5 Trung Quốc (TCI tăng cường +0,260 dẫn đến +0,426) ủng hộ TCI là nguồn lực VRIN bền vững.</w:t>
+        <w:t xml:space="preserve">Vai trò trong mô hình đề xuất: RBV cung cấp lý thuyết cho H2 (TCI điều tiết tích cực). Doanh nghiệp có năng lực công nghệ (R&amp;D, ISO, máy nhập khẩu) cao hấp thụ lợi ích quốc tế hóa tốt hơn. TCI là biến điều tiết cấp doanh nghiệp. Bằng chứng P3 Việt Nam (TCI trực tiếp β = 0,179, nhân quả từ IV) và P5 Trung Quốc (TCI tăng cường +0,260 lên +0,426) ủng hộ TCI là nguồn lực VRIN bền vững.</w:t>
       </w:r>
     </w:p>
     <w:bookmarkEnd w:id="39"/>
@@ -4363,7 +4363,7 @@
         <w:pStyle w:val="BodyText"/>
       </w:pPr>
       <w:r>
-        <w:t xml:space="preserve">Chiều thứ nhất là chế độ thể chế (ICRV): ở Nhóm I nơi Tier 1–2 đã bão hòa, DAI không tạo phần thưởng đồng nhất mà chỉ phát huy qua kênh phụ thuộc xuất khẩu (nghịch lý bão hòa số — P4 Singapore). Ở Nhóm IV, DAI dương nhưng phụ thuộc giai đoạn và chịu thiên lệch chọn lựa (P3 Việt Nam).</w:t>
+        <w:t xml:space="preserve">Chiều thứ nhất là chế độ thể chế (ICRV): ở Nhóm I nơi Tier 1–2 đã bão hòa, DAI không tạo phần thưởng đồng nhất mà chỉ phát huy qua kênh phụ thuộc xuất khẩu (nghịch lý bão hòa số, P4 Singapore). Ở Nhóm IV, DAI dương nhưng phụ thuộc giai đoạn và chịu thiên lệch chọn lựa (P3 Việt Nam).</w:t>
       </w:r>
     </w:p>
     <w:p>
@@ -7722,7 +7722,7 @@
         <w:pStyle w:val="BodyText"/>
       </w:pPr>
       <w:r>
-        <w:t xml:space="preserve">Bằng chứng neo đậu: P3 Việt Nam: Paternoster z = 3,353 giữa 2009 và 2015 (p &lt; 0,001), quan hệ I→P dịch chuyển đáng kể. P5 Trung Quốc: TCI Paternoster p = 0,011, hiệu ứng TCI tăng cường 2012→2024. P5 Trung Quốc: FSTS Paternoster p = 0,545 — điểm uốn ổn định (bền vững cấu trúc H2b xác nhận).</w:t>
+        <w:t xml:space="preserve">Bằng chứng neo đậu: P3 Việt Nam: Paternoster z = 3,353 giữa 2009 và 2015 (p &lt; 0,001), quan hệ I→P dịch chuyển đáng kể. P5 Trung Quốc: TCI Paternoster p = 0,011, hiệu ứng TCI tăng cường 2012→2024. P5 Trung Quốc: FSTS Paternoster p = 0,545, điểm uốn ổn định (bền vững cấu trúc H2b xác nhận).</w:t>
       </w:r>
     </w:p>
     <w:p>
@@ -8859,7 +8859,7 @@
         <w:pStyle w:val="BodyText"/>
       </w:pPr>
       <w:r>
-        <w:t xml:space="preserve">Mục đích: kiểm định H2 — TCI là nâng mặt bằng (β₃ &gt; 0) và/hoặc điều tiết độ cong (β₄, β₅).</w:t>
+        <w:t xml:space="preserve">Mục đích: kiểm định H2 (TCI là nâng mặt bằng (β₃ &gt; 0) và/hoặc điều tiết độ cong (β₄, β₅)).</w:t>
       </w:r>
       <w:r>
         <w:t xml:space="preserve"> </w:t>
@@ -8871,7 +8871,7 @@
         <w:t xml:space="preserve"> </w:t>
       </w:r>
       <w:r>
-        <w:t xml:space="preserve">Kiểm định: F-test (β₄ = β₅ = 0) = kiểm định joint moderation; nếu p &gt; 0,10 dẫn đến TCI là nâng mặt bằng thuần túy.</w:t>
+        <w:t xml:space="preserve">Kiểm định: F-test (β₄ = β₅ = 0) = kiểm định joint moderation; nếu p &gt; 0,10 thì TCI là nâng mặt bằng thuần túy.</w:t>
       </w:r>
     </w:p>
     <w:bookmarkEnd w:id="68"/>
@@ -8957,7 +8957,7 @@
         <w:pStyle w:val="BodyText"/>
       </w:pPr>
       <w:r>
-        <w:t xml:space="preserve">Mục đích: kiểm định H3 — DAI là nguồn lực mở rộng tình huống.</w:t>
+        <w:t xml:space="preserve">Mục đích: kiểm định H3 (DAI là nguồn lực mở rộng tình huống).</w:t>
       </w:r>
       <w:r>
         <w:t xml:space="preserve"> </w:t>
@@ -11960,7 +11960,7 @@
         <w:pStyle w:val="FirstParagraph"/>
       </w:pPr>
       <w:r>
-        <w:t xml:space="preserve">Tầng 1 — OLS với SE robust và fixed effects (tất cả mô hình M0–M7): HC1 SE (chuẩn), điều chỉnh không đồng nhất phương sai cấp doanh nghiệp; two-way fixed effects (quốc gia × năm); kiểm tra VIF, kỳ vọng &lt; 10 cho các biến trọng tâm.</w:t>
+        <w:t xml:space="preserve">Tầng 1, OLS với SE robust và fixed effects (tất cả mô hình M0–M7): HC1 SE (chuẩn), điều chỉnh không đồng nhất phương sai cấp doanh nghiệp; two-way fixed effects (quốc gia × năm); kiểm tra VIF, kỳ vọng &lt; 10 cho các biến trọng tâm.</w:t>
       </w:r>
     </w:p>
     <w:p>
@@ -12599,31 +12599,31 @@
         <w:pStyle w:val="FirstParagraph"/>
       </w:pPr>
       <w:r>
-        <w:t xml:space="preserve">Đóng góp 1: Khung tích hợp 4 tầng + Foundational Digital Adoption Framework cho châu Á. Không có khung tương đương trong văn liệu IB cho khu vực 47 nền kinh tế bao gồm cả quốc đảo nhỏ Thái Bình Dương. Khung tích hợp Uppsala + RBV + Institutional Theory + Upper Echelons + Foundational Digital Adoption Framework cho phép giải thích đồng thời tính không đồng nhất quan sát được — điều mà các mô hình đơn lý thuyết không làm được.</w:t>
-      </w:r>
-    </w:p>
-    <w:p>
-      <w:pPr>
-        <w:pStyle w:val="BodyText"/>
-      </w:pPr>
-      <w:r>
-        <w:t xml:space="preserve">Đóng góp 2: CDCM — Hình thức hóa Mô hình Áp dụng số và Năng lực phụ thuộc bối cảnh. CDCM được phát hiện trong phân tích mô tả Chuyên đề Tiến sĩ số 1 và được làm sắc nét trong chuyên đề này qua H3: DAI là nguồn lực mở rộng tình huống (không phải phần thưởng đồng nhất), với tác động phụ thuộc ba chiều ngữ cảnh (chế độ × mức FSTS × bão hòa số). CDCM lấp đầy khoảng trống tại giao điểm của lý thuyết IB số và lý thuyết thể chế, chưa có trong văn liệu.</w:t>
-      </w:r>
-    </w:p>
-    <w:p>
-      <w:pPr>
-        <w:pStyle w:val="BodyText"/>
-      </w:pPr>
-      <w:r>
-        <w:t xml:space="preserve">Đóng góp 3: Phân loại nhánh Advanced thành Nhóm I và Nhóm II. Phát hiện từ phân tích mô tả về tính không đồng nhất trong Advanced. Nhóm I (tiên tiến đổi mới: Singapore, Korea, HK, Đài Loan) vs. Nhóm II (tiên tiến tài nguyên: Saudi, Qatar, Kuwait, Bahrain) — được tích hợp vào H5 như dự đoán lý thuyết: cùng GNI/người cao nhưng cơ chế I→P khác nhau do nguồn lực dẫn dắt khác nhau.</w:t>
-      </w:r>
-    </w:p>
-    <w:p>
-      <w:pPr>
-        <w:pStyle w:val="BodyText"/>
-      </w:pPr>
-      <w:r>
-        <w:t xml:space="preserve">Đóng góp 4: Giả thuyết gánh nặng tắt buộc trong khung I→P. Dạng hàm forced penalty (SIDS Nhóm VI) được tích hợp vào H5 như trường hợp cực đoan của gradient thể chế — SIDS không có chữ U ngược điển hình do quốc tế hóa bắt buộc (Briguglio, 1995). Tích hợp này mở rộng văn liệu I→P từ châu Á lục địa sang các quốc đảo nhỏ Thái Bình Dương.</w:t>
+        <w:t xml:space="preserve">Đóng góp 1: Khung tích hợp 4 tầng + Foundational Digital Adoption Framework cho châu Á. Không có khung tương đương trong văn liệu IB cho khu vực 47 nền kinh tế bao gồm cả quốc đảo nhỏ Thái Bình Dương. Khung tích hợp Uppsala + RBV + Institutional Theory + Upper Echelons + Foundational Digital Adoption Framework cho phép giải thích đồng thời tính không đồng nhất quan sát được, điều mà các mô hình đơn lý thuyết không làm được.</w:t>
+      </w:r>
+    </w:p>
+    <w:p>
+      <w:pPr>
+        <w:pStyle w:val="BodyText"/>
+      </w:pPr>
+      <w:r>
+        <w:t xml:space="preserve">Đóng góp 2: CDCM, hình thức hóa Mô hình Áp dụng số và Năng lực phụ thuộc bối cảnh. CDCM được phát hiện trong phân tích mô tả Chuyên đề Tiến sĩ số 1 và được làm sắc nét trong chuyên đề này qua H3: DAI là nguồn lực mở rộng tình huống (không phải phần thưởng đồng nhất), với tác động phụ thuộc ba chiều ngữ cảnh (chế độ × mức FSTS × bão hòa số). CDCM lấp đầy khoảng trống tại giao điểm của lý thuyết IB số và lý thuyết thể chế, chưa có trong văn liệu.</w:t>
+      </w:r>
+    </w:p>
+    <w:p>
+      <w:pPr>
+        <w:pStyle w:val="BodyText"/>
+      </w:pPr>
+      <w:r>
+        <w:t xml:space="preserve">Đóng góp 3: Phân loại nhánh Advanced thành Nhóm I và Nhóm II. Phát hiện từ phân tích mô tả về tính không đồng nhất trong Advanced. Nhóm I (tiên tiến đổi mới: Singapore, Korea, HK, Đài Loan) vs. Nhóm II (tiên tiến tài nguyên: Saudi, Qatar, Kuwait, Bahrain) được tích hợp vào H5 như dự đoán lý thuyết: cùng GNI/người cao nhưng cơ chế I→P khác nhau do nguồn lực dẫn dắt khác nhau.</w:t>
+      </w:r>
+    </w:p>
+    <w:p>
+      <w:pPr>
+        <w:pStyle w:val="BodyText"/>
+      </w:pPr>
+      <w:r>
+        <w:t xml:space="preserve">Đóng góp 4: Giả thuyết gánh nặng tắt buộc trong khung I→P. Dạng hàm forced penalty (SIDS Nhóm VI) được tích hợp vào H5 như trường hợp cực đoan của gradient thể chế. SIDS không có chữ U ngược điển hình do quốc tế hóa bắt buộc (Briguglio, 1995). Tích hợp này mở rộng văn liệu I→P từ châu Á lục địa sang các quốc đảo nhỏ Thái Bình Dương.</w:t>
       </w:r>
     </w:p>
     <w:bookmarkEnd w:id="81"/>
@@ -13174,7 +13174,7 @@
           <w:bCs/>
           <w:b/>
         </w:rPr>
-        <w:t xml:space="preserve">Hướng 4 — CDCM Tier 3–4 extension (MIS Quarterly hoặc Information Systems Research):</w:t>
+        <w:t xml:space="preserve">Hướng 4: CDCM Tier 3–4 extension (MIS Quarterly hoặc Information Systems Research):</w:t>
       </w:r>
       <w:r>
         <w:t xml:space="preserve"> </w:t>
@@ -15183,7 +15183,7 @@
         <w:pStyle w:val="BodyText"/>
       </w:pPr>
       <w:r>
-        <w:t xml:space="preserve">P5. Trung Quốc (IJOEM, under review): Đỗ, T. H., &amp; Phan, A. T. (2026). Phân tích 4.559 doanh nghiệp WBES hai sóng 2012/2024. Kết quả chính: chữ U ngược bền vững cấu trúc — điểm uốn 49,4% (2012), 47,2% (2024), Paternoster FSTS² p = 0,545 (không có sự khác biệt đáng kể); TCI tăng cường theo thời gian (+0,260 dẫn đến +0,426, Paternoster p = 0,011).</w:t>
+        <w:t xml:space="preserve">P5. Trung Quốc (IJOEM, under review): Đỗ, T. H., &amp; Phan, A. T. (2026). Phân tích 4.559 doanh nghiệp WBES hai sóng 2012/2024. Kết quả chính: chữ U ngược bền vững cấu trúc với điểm uốn 49,4% (2012), 47,2% (2024); Paternoster FSTS² p = 0,545 (không có sự khác biệt đáng kể); TCI tăng cường theo thời gian (+0,260 lên +0,426, Paternoster p = 0,011).</w:t>
       </w:r>
     </w:p>
     <w:bookmarkEnd w:id="128"/>
@@ -15876,7 +15876,7 @@
         <w:rPr>
           <w:rStyle w:val="NormalTok"/>
         </w:rPr>
-        <w:t xml:space="preserve">-sided — không đặt kỳ vọng)</w:t>
+        <w:t xml:space="preserve">-sided; không đặt kỳ vọng)</w:t>
       </w:r>
       <w:r>
         <w:br/>
